--- a/5. Runs/VetsBoats/2026-02-06/REPORT_2026-02-06_vetsboats_grant_report.docx
+++ b/5. Runs/VetsBoats/2026-02-06/REPORT_2026-02-06_vetsboats_grant_report.docx
@@ -265,7 +265,7 @@
           <w:color w:val="2C3E50"/>
           <w:sz w:val="22"/>
         </w:rPr>
-        <w:t xml:space="preserve"> hello@billsimpsonfoundation.org with a 2-page LOI introducing VetsBoats</w:t>
+        <w:t xml:space="preserve"> elizabeth.burdette@signaturefd.com (foundation advisor) with a 2-page LOI introducing VetsBoats</w:t>
       </w:r>
     </w:p>
     <w:p>
@@ -323,7 +323,7 @@
           <w:color w:val="2C3E50"/>
           <w:sz w:val="22"/>
         </w:rPr>
-        <w:t xml:space="preserve"> Their application window is January through April, which means RIGHT NOW</w:t>
+        <w:t xml:space="preserve"> Their website indicates a January through April application window</w:t>
       </w:r>
     </w:p>
     <w:p>
@@ -635,7 +635,7 @@
                 <w:color w:val="2C3E50"/>
                 <w:sz w:val="20"/>
               </w:rPr>
-              <w:t>$80K to CRAB adaptive sailing; window Jan-Apr = NOW</w:t>
+              <w:t>$80K to CRAB adaptive sailing; Jan-Apr window</w:t>
             </w:r>
           </w:p>
         </w:tc>
@@ -742,7 +742,7 @@
                 <w:color w:val="2C3E50"/>
                 <w:sz w:val="20"/>
               </w:rPr>
-              <w:t>Sailing Angels $12K/yr + veteran grants; rolling deadline</w:t>
+              <w:t>Sailing Angels $10-12K/yr + veteran grants; rolling deadline</w:t>
             </w:r>
           </w:p>
         </w:tc>
@@ -1201,7 +1201,7 @@
                 <w:color w:val="2C3E50"/>
                 <w:sz w:val="20"/>
               </w:rPr>
-              <w:t>Focus only on Bill Simpson Foundation (application window closing April)</w:t>
+              <w:t>Focus only on Bill Simpson Foundation (application window through April)</w:t>
             </w:r>
           </w:p>
         </w:tc>
@@ -2573,7 +2573,7 @@
           <w:color w:val="2C3E50"/>
           <w:sz w:val="22"/>
         </w:rPr>
-        <w:t xml:space="preserve">, an organization that provides adaptive sailing for people with disabilities, including veterans. They also funded Freedom Waters Foundation ($10,000) and Jackson Hole Therapeutic Riding ($15,000). This foundation has a clear pattern of funding disability and therapeutic recreation programs. Their application window is </w:t>
+        <w:t xml:space="preserve">, an organization that provides adaptive sailing for people with disabilities, including veterans. They also funded Freedom Waters Foundation ($10,000) and Jackson Hole Therapeutic Riding ($15,000). This foundation has a clear pattern of funding disability and therapeutic recreation programs. Their website indicates a </w:t>
       </w:r>
       <w:r>
         <w:rPr>
@@ -2582,7 +2582,7 @@
           <w:color w:val="2C3E50"/>
           <w:sz w:val="22"/>
         </w:rPr>
-        <w:t>January through April, open right now</w:t>
+        <w:t>January through April application window</w:t>
       </w:r>
       <w:r>
         <w:rPr>
@@ -3040,7 +3040,7 @@
                 <w:color w:val="2C3E50"/>
                 <w:sz w:val="20"/>
               </w:rPr>
-              <w:t>Distributed: NC (42%), IN (14%), WY (10%), FL (8%), NY (8%), CA (6%)</w:t>
+              <w:t>Distributed: NC (36%), IN (12%), WY (9%), FL (7%), NY (7%), CA (5%)</w:t>
             </w:r>
           </w:p>
         </w:tc>
@@ -3084,7 +3084,7 @@
                 <w:color w:val="2C3E50"/>
                 <w:sz w:val="20"/>
               </w:rPr>
-              <w:t>17% funded 2+ times (new foundation, limited history)</w:t>
+              <w:t>23% funded 2+ times (new foundation, limited history)</w:t>
             </w:r>
           </w:p>
         </w:tc>
@@ -3214,7 +3214,7 @@
           <w:color w:val="6C757D"/>
           <w:sz w:val="22"/>
         </w:rPr>
-        <w:t>Email to hello@billsimpsonfoundation.org</w:t>
+        <w:t>Email to elizabeth.burdette@signaturefd.com (foundation advisor, listed in 2024 990-PF filing)</w:t>
       </w:r>
     </w:p>
     <w:p>
@@ -3236,7 +3236,7 @@
           <w:color w:val="6C757D"/>
           <w:sz w:val="22"/>
         </w:rPr>
-        <w:t>January through April (submit electronically)</w:t>
+        <w:t>January through April (per foundation website); 990-PF filing says "rolling basis"</w:t>
       </w:r>
     </w:p>
     <w:p>
@@ -3520,7 +3520,7 @@
           <w:color w:val="6C757D"/>
           <w:sz w:val="22"/>
         </w:rPr>
-        <w:t>The foundation website says to "submit electronically" during Jan-Apr but does not specify exact materials. We recommend emailing with a standard LOI package and asking if they need anything additional.</w:t>
+        <w:t>The foundation website says to "submit electronically." We recommend emailing with a standard LOI package and asking if they need anything additional.</w:t>
       </w:r>
     </w:p>
     <w:p>
@@ -3554,19 +3554,6 @@
           <w:color w:val="2C3E50"/>
           <w:sz w:val="22"/>
         </w:rPr>
-        <w:t>Foundation reviews during April window</w:t>
-      </w:r>
-    </w:p>
-    <w:p>
-      <w:pPr>
-        <w:pStyle w:val="ListBullet"/>
-      </w:pPr>
-      <w:r>
-        <w:rPr>
-          <w:rFonts w:ascii="Calibri" w:hAnsi="Calibri"/>
-          <w:color w:val="2C3E50"/>
-          <w:sz w:val="22"/>
-        </w:rPr>
         <w:t>Response timeline unknown (new foundation)</w:t>
       </w:r>
     </w:p>
@@ -3580,7 +3567,7 @@
           <w:color w:val="2C3E50"/>
           <w:sz w:val="22"/>
         </w:rPr>
-        <w:t>Follow up if no response by May 1</w:t>
+        <w:t>Follow up if no response within 6-8 weeks</w:t>
       </w:r>
     </w:p>
     <w:p>
@@ -3602,7 +3589,7 @@
           <w:color w:val="6C757D"/>
           <w:sz w:val="22"/>
         </w:rPr>
-        <w:t>April 30 (end of submission window)</w:t>
+        <w:t>April 30 (end of website-stated submission window)</w:t>
       </w:r>
     </w:p>
     <w:p>
@@ -3754,7 +3741,7 @@
                 <w:color w:val="2C3E50"/>
                 <w:sz w:val="20"/>
               </w:rPr>
-              <w:t>Foundation Contact</w:t>
+              <w:t>Foundation Advisor</w:t>
             </w:r>
           </w:p>
         </w:tc>
@@ -3775,7 +3762,7 @@
                 <w:color w:val="2C3E50"/>
                 <w:sz w:val="20"/>
               </w:rPr>
-              <w:t>General</w:t>
+              <w:t>Elizabeth Burdette (SignatureFD)</w:t>
             </w:r>
           </w:p>
         </w:tc>
@@ -3796,7 +3783,7 @@
                 <w:color w:val="2C3E50"/>
                 <w:sz w:val="20"/>
               </w:rPr>
-              <w:t>hello@billsimpsonfoundation.org</w:t>
+              <w:t>elizabeth.burdette@signaturefd.com</w:t>
             </w:r>
           </w:p>
         </w:tc>
@@ -3818,6 +3805,92 @@
                 <w:sz w:val="20"/>
               </w:rPr>
               <w:t>Application submission and inquiries</w:t>
+            </w:r>
+          </w:p>
+        </w:tc>
+      </w:tr>
+      <w:tr>
+        <w:tc>
+          <w:tcPr>
+            <w:tcW w:type="dxa" w:w="2340"/>
+            <w:shd w:fill="f5f7fa"/>
+          </w:tcPr>
+          <w:p>
+            <w:pPr>
+              <w:keepNext/>
+              <w:spacing w:after="80" w:before="80"/>
+              <w:jc w:val="left"/>
+            </w:pPr>
+            <w:r>
+              <w:rPr>
+                <w:rFonts w:ascii="Calibri" w:hAnsi="Calibri"/>
+                <w:color w:val="2C3E50"/>
+                <w:sz w:val="20"/>
+              </w:rPr>
+              <w:t>Foundation Phone</w:t>
+            </w:r>
+          </w:p>
+        </w:tc>
+        <w:tc>
+          <w:tcPr>
+            <w:tcW w:type="dxa" w:w="2340"/>
+            <w:shd w:fill="f5f7fa"/>
+          </w:tcPr>
+          <w:p>
+            <w:pPr>
+              <w:keepNext/>
+              <w:spacing w:after="80" w:before="80"/>
+              <w:jc w:val="left"/>
+            </w:pPr>
+            <w:r>
+              <w:rPr>
+                <w:rFonts w:ascii="Calibri" w:hAnsi="Calibri"/>
+                <w:color w:val="2C3E50"/>
+                <w:sz w:val="20"/>
+              </w:rPr>
+              <w:t>—</w:t>
+            </w:r>
+          </w:p>
+        </w:tc>
+        <w:tc>
+          <w:tcPr>
+            <w:tcW w:type="dxa" w:w="2340"/>
+            <w:shd w:fill="f5f7fa"/>
+          </w:tcPr>
+          <w:p>
+            <w:pPr>
+              <w:keepNext/>
+              <w:spacing w:after="80" w:before="80"/>
+              <w:jc w:val="left"/>
+            </w:pPr>
+            <w:r>
+              <w:rPr>
+                <w:rFonts w:ascii="Calibri" w:hAnsi="Calibri"/>
+                <w:color w:val="2C3E50"/>
+                <w:sz w:val="20"/>
+              </w:rPr>
+              <w:t>(404) 473-4924</w:t>
+            </w:r>
+          </w:p>
+        </w:tc>
+        <w:tc>
+          <w:tcPr>
+            <w:tcW w:type="dxa" w:w="2340"/>
+            <w:shd w:fill="f5f7fa"/>
+          </w:tcPr>
+          <w:p>
+            <w:pPr>
+              <w:keepNext/>
+              <w:spacing w:after="80" w:before="80"/>
+              <w:jc w:val="left"/>
+            </w:pPr>
+            <w:r>
+              <w:rPr>
+                <w:rFonts w:ascii="Calibri" w:hAnsi="Calibri"/>
+                <w:color w:val="2C3E50"/>
+                <w:sz w:val="20"/>
+              </w:rPr>
+              <w:t>Backup contact</w:t>
             </w:r>
           </w:p>
         </w:tc>
@@ -4604,7 +4677,7 @@
                 <w:color w:val="2C3E50"/>
                 <w:sz w:val="20"/>
               </w:rPr>
-              <w:t>Email complete package to hello@billsimpsonfoundation.org</w:t>
+              <w:t>Email complete package to elizabeth.burdette@signaturefd.com</w:t>
             </w:r>
           </w:p>
         </w:tc>
@@ -5008,7 +5081,7 @@
           <w:color w:val="2C3E50"/>
           <w:sz w:val="22"/>
         </w:rPr>
-        <w:t>9 confirmed grants to private foundations</w:t>
+        <w:t>5 confirmed grants to private foundations</w:t>
       </w:r>
       <w:r>
         <w:rPr>
@@ -5016,7 +5089,7 @@
           <w:color w:val="2C3E50"/>
           <w:sz w:val="22"/>
         </w:rPr>
-        <w:t>, Herzstein is one of the most PF-friendly foundations in our search. The 88% Texas focus means VetsBoats should lead with the planned Galveston TX expansion.</w:t>
+        <w:t>, Herzstein has demonstrated willingness to fund PFs. The 88% Texas focus means VetsBoats should lead with the planned Galveston TX expansion.</w:t>
       </w:r>
     </w:p>
     <w:p>
@@ -5129,7 +5202,7 @@
                 <w:color w:val="2C3E50"/>
                 <w:sz w:val="20"/>
               </w:rPr>
-              <w:t>Sailing Angels Foundation: $12K (2022), $100K memorial + $12K (2023)</w:t>
+              <w:t>Sailing Angels Foundation: $10K (2022), $100K memorial + $12K (2023)</w:t>
             </w:r>
           </w:p>
         </w:tc>
@@ -5261,7 +5334,7 @@
                 <w:color w:val="2C3E50"/>
                 <w:sz w:val="20"/>
               </w:rPr>
-              <w:t>9 confirmed PF-to-PF grants in our database</w:t>
+              <w:t>5 confirmed PF-to-PF grants in our database</w:t>
             </w:r>
           </w:p>
         </w:tc>
@@ -5554,7 +5627,7 @@
                 <w:color w:val="2C3E50"/>
                 <w:sz w:val="20"/>
               </w:rPr>
-              <w:t>49% funded 2+ times</w:t>
+              <w:t>56% funded 2+ times</w:t>
             </w:r>
           </w:p>
         </w:tc>
@@ -5642,7 +5715,7 @@
                 <w:color w:val="2C3E50"/>
                 <w:sz w:val="20"/>
               </w:rPr>
-              <w:t>Growing, 36% increase (2019-2021 vs 2022-2023)</w:t>
+              <w:t>Growing, ~11% increase in recent years</w:t>
             </w:r>
           </w:p>
         </w:tc>
@@ -6766,7 +6839,7 @@
           <w:color w:val="2C3E50"/>
           <w:sz w:val="22"/>
         </w:rPr>
-        <w:t>, this puts VetsBoats directly in Herzstein's core geography. Reference Sailing Angels as the precedent: "Like Sailing Angels, VetsBoats uses therapeutic sailing to serve people facing adversity, in our case, military veterans with PTSD and traumatic injuries." The foundation clearly values the intersection of sailing and healing (Sailing Angels hydrotherapy, Inspiration Ranch therapeutic riding). Request $10,000-$15,000 for the Galveston pilot program, with a clear plan for Texas-based veteran impact. Herzstein's 9 prior PF grants means your foundation status is unlikely to be an issue.</w:t>
+        <w:t>, this puts VetsBoats directly in Herzstein's core geography. Reference Sailing Angels as the precedent: "Like Sailing Angels, VetsBoats uses therapeutic sailing to serve people facing adversity, in our case, military veterans with PTSD and traumatic injuries." The foundation clearly values the intersection of sailing and healing (Sailing Angels hydrotherapy, Inspiration Ranch therapeutic riding). Request $10,000-$15,000 for the Galveston pilot program, with a clear plan for Texas-based veteran impact. Herzstein's 5 prior PF grants means your foundation status is unlikely to be an issue.</w:t>
       </w:r>
     </w:p>
     <w:p>
@@ -7601,7 +7674,7 @@
           <w:color w:val="2C3E50"/>
           <w:sz w:val="22"/>
         </w:rPr>
-        <w:t>41 confirmed grants to private foundations</w:t>
+        <w:t>6 confirmed grants to private foundations</w:t>
       </w:r>
       <w:r>
         <w:rPr>
@@ -7609,7 +7682,7 @@
           <w:color w:val="2C3E50"/>
           <w:sz w:val="22"/>
         </w:rPr>
-        <w:t xml:space="preserve"> (the most PF-friendly foundation in our search), your foundation status is a non-issue. The November deadline means this is a "prepare now, submit later" opportunity. Most importantly, </w:t>
+        <w:t xml:space="preserve">, your foundation status is unlikely to be an issue. The November deadline means this is a "prepare now, submit later" opportunity. Most importantly, </w:t>
       </w:r>
       <w:r>
         <w:rPr>
@@ -7783,7 +7856,7 @@
                 <w:color w:val="2C3E50"/>
                 <w:sz w:val="20"/>
               </w:rPr>
-              <w:t>41 confirmed, most PF-friendly foundation of all 5</w:t>
+              <w:t>6 confirmed PF-to-PF grants in our database</w:t>
             </w:r>
           </w:p>
         </w:tc>
@@ -8076,7 +8149,7 @@
                 <w:color w:val="2C3E50"/>
                 <w:sz w:val="20"/>
               </w:rPr>
-              <w:t>67% Illinois, 9% California, 5% New York</w:t>
+              <w:t>67% Illinois, 9% California, 8% New York</w:t>
             </w:r>
           </w:p>
         </w:tc>
@@ -8120,7 +8193,7 @@
                 <w:color w:val="2C3E50"/>
                 <w:sz w:val="20"/>
               </w:rPr>
-              <w:t>58% funded 2+ times</w:t>
+              <w:t>79% funded 2+ times</w:t>
             </w:r>
           </w:p>
         </w:tc>
@@ -10082,7 +10155,7 @@
           <w:color w:val="2C3E50"/>
           <w:sz w:val="22"/>
         </w:rPr>
-        <w:t>$4.3M to Foundation for Excellence in Higher Education</w:t>
+        <w:t>$3.7M/year average to Foundation for Excellence in Higher Education</w:t>
       </w:r>
       <w:r>
         <w:rPr>
@@ -10090,7 +10163,7 @@
           <w:color w:val="2C3E50"/>
           <w:sz w:val="22"/>
         </w:rPr>
-        <w:t xml:space="preserve"> (a PF). And they add </w:t>
+        <w:t xml:space="preserve"> (a PF, $14.9M total). And they add </w:t>
       </w:r>
       <w:r>
         <w:rPr>
@@ -10099,7 +10172,7 @@
           <w:color w:val="2C3E50"/>
           <w:sz w:val="22"/>
         </w:rPr>
-        <w:t>8-12 new grantees every year</w:t>
+        <w:t>3-10 new grantees per year</w:t>
       </w:r>
       <w:r>
         <w:rPr>
@@ -10309,7 +10382,7 @@
                 <w:color w:val="B8923D"/>
                 <w:sz w:val="20"/>
               </w:rPr>
-              <w:t>$4.3M/year to Foundation for Excellence in Higher Education (a PF)</w:t>
+              <w:t>$3.7M/year avg to Foundation for Excellence in Higher Education (a PF, $14.9M total over 4 years)</w:t>
             </w:r>
           </w:p>
         </w:tc>
@@ -10397,7 +10470,7 @@
                 <w:color w:val="2C3E50"/>
                 <w:sz w:val="20"/>
               </w:rPr>
-              <w:t>Yes, 8-12 new organizations funded each year</w:t>
+              <w:t>Yes, 3-10 new organizations funded per year</w:t>
             </w:r>
           </w:p>
         </w:tc>
@@ -11058,7 +11131,7 @@
                 <w:color w:val="2C3E50"/>
                 <w:sz w:val="20"/>
               </w:rPr>
-              <w:t>John Barry III is Chairman/CEO of Prospect Capital Corporation ($11.8B, NASDAQ: PSEC). Both Goettelman and Barry operate in private wealth/family office world.</w:t>
+              <w:t>John Barry III is Chairman/CEO of Prospect Capital Corporation ($7.3B, NASDAQ: PSEC). Both Goettelman and Barry operate in private wealth/family office world.</w:t>
             </w:r>
           </w:p>
         </w:tc>
@@ -11326,7 +11399,7 @@
                 <w:color w:val="2C3E50"/>
                 <w:sz w:val="20"/>
               </w:rPr>
-              <w:t>Princeton, Harvard Law, CEO of Prospect Capital Corp ($11.8B)</w:t>
+              <w:t>Princeton, Harvard Law, CEO of Prospect Capital Corp ($7.3B AUM)</w:t>
             </w:r>
           </w:p>
         </w:tc>
@@ -11498,7 +11571,7 @@
                 <w:color w:val="2C3E50"/>
                 <w:sz w:val="20"/>
               </w:rPr>
-              <w:t>CEO, Glaucoma Research Foundation</w:t>
+              <w:t>President and CEO, Glaucoma Research Foundation</w:t>
             </w:r>
           </w:p>
         </w:tc>
@@ -12072,7 +12145,7 @@
                 <w:color w:val="2C3E50"/>
                 <w:sz w:val="20"/>
               </w:rPr>
-              <w:t>Matt Goettelman (GS) → John Barry III (Prospect Capital). Both in private wealth/investment management. Barry runs an $11.8B publicly traded BDC.</w:t>
+              <w:t>Matt Goettelman (GS) → John Barry III (Prospect Capital). Both in private wealth/investment management. Barry runs an $7.3B publicly traded BDC.</w:t>
             </w:r>
           </w:p>
         </w:tc>
@@ -12254,7 +12327,7 @@
           <w:color w:val="2C3E50"/>
           <w:sz w:val="22"/>
         </w:rPr>
-        <w:t xml:space="preserve"> (Paul Callahan, Executive Director in Newport, RI) to explore collaboration and ask if they'd be willing to mention VetsBoats to the Barry family. Separately, Matt Goettelman should explore whether he has any connection to John Barry III or Prospect Capital's network through Goldman Sachs. VetsBoats sits at the exact intersection of the Barry Foundation's two passions: therapeutic sailing and veteran services. If you can get a warm introduction, the potential is significant, their typical grant is $100,000, and they've given Sail to Prevail $125K over four years (growing from $25K to $50K).</w:t>
+        <w:t xml:space="preserve"> (Paul Callahan, CEO in Newport, RI) to explore collaboration and ask if they'd be willing to mention VetsBoats to the Barry family. Separately, Matt Goettelman should explore whether he has any connection to John Barry III or Prospect Capital's network through Goldman Sachs. VetsBoats sits at the exact intersection of the Barry Foundation's two passions: therapeutic sailing and veteran services. If you can get a warm introduction, the potential is significant, their typical grant is $100,000, and they've given Sail to Prevail $125K over four years (growing from $25K to $50K).</w:t>
       </w:r>
     </w:p>
     <w:p>
@@ -13020,7 +13093,7 @@
           <w:color w:val="2C3E50"/>
           <w:sz w:val="22"/>
         </w:rPr>
-        <w:t>20-37 new grantees per year</w:t>
+        <w:t>15-32 new grantees per year</w:t>
       </w:r>
       <w:r>
         <w:rPr>
@@ -13202,7 +13275,7 @@
                 <w:color w:val="2C3E50"/>
                 <w:sz w:val="20"/>
               </w:rPr>
-              <w:t>$630K+ across Sail to Prevail, IYRS, Sail Newport, Conanicut Island Sailing, Herreshoff Marine Museum, boat-building internship, Sailors for the Sea</w:t>
+              <w:t>$560K+ across Sail to Prevail, IYRS, Sail Newport, Conanicut Island Sailing, Herreshoff Marine Museum, boat-building internship, Sailors for the Sea</w:t>
             </w:r>
           </w:p>
         </w:tc>
@@ -13246,7 +13319,7 @@
                 <w:color w:val="2C3E50"/>
                 <w:sz w:val="20"/>
               </w:rPr>
-              <w:t>Yes, 20-37 new organizations funded each year</w:t>
+              <w:t>Yes, 15-32 new organizations funded per year</w:t>
             </w:r>
           </w:p>
         </w:tc>
@@ -13583,7 +13656,7 @@
                 <w:color w:val="2C3E50"/>
                 <w:sz w:val="20"/>
               </w:rPr>
-              <w:t>67% funded 2+ times (Sail to Prevail funded 6 consecutive years)</w:t>
+              <w:t>61% funded 2+ times (Sail to Prevail funded every year since 2018)</w:t>
             </w:r>
           </w:p>
         </w:tc>
@@ -13671,7 +13744,7 @@
                 <w:color w:val="2C3E50"/>
                 <w:sz w:val="20"/>
               </w:rPr>
-              <w:t>Declining, 31% decrease in recent years, though $343M in assets</w:t>
+              <w:t>Growing, annual giving increased from ~$8M to ~$14.6M in recent years; $343M in assets</w:t>
             </w:r>
           </w:p>
         </w:tc>
@@ -13735,7 +13808,7 @@
           <w:color w:val="6C757D"/>
           <w:sz w:val="22"/>
         </w:rPr>
-        <w:t>First-time applicants must contact **Kaila Acheson** (Program Associate, kacheson@vbcfoundation.org) before applying to schedule an introductory call.</w:t>
+        <w:t>First-time applicants must contact **Kaila Acheson** (Program Associate, support@vbcfoundation.org) before applying.</w:t>
       </w:r>
     </w:p>
     <w:tbl>
@@ -14043,7 +14116,7 @@
           <w:color w:val="6C757D"/>
           <w:sz w:val="22"/>
         </w:rPr>
-        <w:t>Van Beuren's grantmaking is focused on Aquidneck Island and Newport County, Rhode Island. VetsBoats is based in California, which is outside their primary geography. However, the foundation funds national sailing organizations (Oceana/Sailors for the Sea, Sail to Prevail) and adds 20-37 new grantees per year. The Sail to Prevail relationship (shared with Barry #4) is the strongest path to a conversation.</w:t>
+        <w:t>Van Beuren's grantmaking is focused on Aquidneck Island and Newport County, Rhode Island. VetsBoats is based in California, which is outside their primary geography. However, the foundation funds national sailing organizations (Oceana/Sailors for the Sea, Sail to Prevail) and adds 15-32 new grantees per year. The Sail to Prevail relationship (shared with Barry #4) is the strongest path to a conversation.</w:t>
       </w:r>
     </w:p>
     <w:p>
@@ -14676,7 +14749,7 @@
                 <w:color w:val="2C3E50"/>
                 <w:sz w:val="20"/>
               </w:rPr>
-              <w:t>Chairman</w:t>
+              <w:t>Chair</w:t>
             </w:r>
           </w:p>
         </w:tc>
@@ -14697,7 +14770,7 @@
                 <w:color w:val="2C3E50"/>
                 <w:sz w:val="20"/>
               </w:rPr>
-              <w:t>Archbold D. Van Beuren</w:t>
+              <w:t>Barbara van Beuren</w:t>
             </w:r>
           </w:p>
         </w:tc>
@@ -14719,6 +14792,71 @@
                 <w:sz w:val="20"/>
               </w:rPr>
               <w:t>Family philanthropist, Newport RI community leader</w:t>
+            </w:r>
+          </w:p>
+        </w:tc>
+      </w:tr>
+      <w:tr>
+        <w:tc>
+          <w:tcPr>
+            <w:tcW w:type="dxa" w:w="3120"/>
+            <w:shd w:fill="ffffff"/>
+          </w:tcPr>
+          <w:p>
+            <w:pPr>
+              <w:keepNext/>
+              <w:spacing w:after="80" w:before="80"/>
+              <w:jc w:val="left"/>
+            </w:pPr>
+            <w:r>
+              <w:rPr>
+                <w:rFonts w:ascii="Calibri" w:hAnsi="Calibri"/>
+                <w:color w:val="2C3E50"/>
+                <w:sz w:val="20"/>
+              </w:rPr>
+              <w:t>Vice Chair</w:t>
+            </w:r>
+          </w:p>
+        </w:tc>
+        <w:tc>
+          <w:tcPr>
+            <w:tcW w:type="dxa" w:w="3120"/>
+            <w:shd w:fill="ffffff"/>
+          </w:tcPr>
+          <w:p>
+            <w:pPr>
+              <w:keepNext/>
+              <w:spacing w:after="80" w:before="80"/>
+              <w:jc w:val="left"/>
+            </w:pPr>
+            <w:r>
+              <w:rPr>
+                <w:rFonts w:ascii="Calibri" w:hAnsi="Calibri"/>
+                <w:color w:val="2C3E50"/>
+                <w:sz w:val="20"/>
+              </w:rPr>
+              <w:t>Archbold D. van Beuren</w:t>
+            </w:r>
+          </w:p>
+        </w:tc>
+        <w:tc>
+          <w:tcPr>
+            <w:tcW w:type="dxa" w:w="3120"/>
+            <w:shd w:fill="ffffff"/>
+          </w:tcPr>
+          <w:p>
+            <w:pPr>
+              <w:keepNext/>
+              <w:spacing w:after="80" w:before="80"/>
+              <w:jc w:val="left"/>
+            </w:pPr>
+            <w:r>
+              <w:rPr>
+                <w:rFonts w:ascii="Calibri" w:hAnsi="Calibri"/>
+                <w:color w:val="2C3E50"/>
+                <w:sz w:val="20"/>
+              </w:rPr>
+              <w:t>Family philanthropist</w:t>
             </w:r>
           </w:p>
         </w:tc>
@@ -15002,7 +15140,7 @@
                 <w:color w:val="2C3E50"/>
                 <w:sz w:val="20"/>
               </w:rPr>
-              <w:t>kacheson@vbcfoundation.org</w:t>
+              <w:t>support@vbcfoundation.org</w:t>
             </w:r>
           </w:p>
         </w:tc>
@@ -15023,7 +15161,7 @@
                 <w:color w:val="2C3E50"/>
                 <w:sz w:val="20"/>
               </w:rPr>
-              <w:t>First-time applicant intro call</w:t>
+              <w:t>First-time applicant contact, grant inquiries</w:t>
             </w:r>
           </w:p>
         </w:tc>
@@ -15046,7 +15184,7 @@
                 <w:color w:val="2C3E50"/>
                 <w:sz w:val="20"/>
               </w:rPr>
-              <w:t>Grants Manager</w:t>
+              <w:t>Chair</w:t>
             </w:r>
           </w:p>
         </w:tc>
@@ -15067,7 +15205,7 @@
                 <w:color w:val="2C3E50"/>
                 <w:sz w:val="20"/>
               </w:rPr>
-              <w:t>Kim Dame</w:t>
+              <w:t>Barbara van Beuren</w:t>
             </w:r>
           </w:p>
         </w:tc>
@@ -15088,7 +15226,7 @@
                 <w:color w:val="2C3E50"/>
                 <w:sz w:val="20"/>
               </w:rPr>
-              <w:t>kdame@vbcfoundation.org</w:t>
+              <w:t>Via foundation</w:t>
             </w:r>
           </w:p>
         </w:tc>
@@ -15109,7 +15247,7 @@
                 <w:color w:val="2C3E50"/>
                 <w:sz w:val="20"/>
               </w:rPr>
-              <w:t>Application administration</w:t>
+              <w:t>Board decisions</w:t>
             </w:r>
           </w:p>
         </w:tc>
@@ -15132,7 +15270,7 @@
                 <w:color w:val="2C3E50"/>
                 <w:sz w:val="20"/>
               </w:rPr>
-              <w:t>Chairman</w:t>
+              <w:t>Vice Chair</w:t>
             </w:r>
           </w:p>
         </w:tc>
@@ -15153,7 +15291,7 @@
                 <w:color w:val="2C3E50"/>
                 <w:sz w:val="20"/>
               </w:rPr>
-              <w:t>Archbold D. Van Beuren</w:t>
+              <w:t>Archbold D. van Beuren</w:t>
             </w:r>
           </w:p>
         </w:tc>
@@ -15595,7 +15733,7 @@
           <w:color w:val="2C3E50"/>
           <w:sz w:val="22"/>
         </w:rPr>
-        <w:t>Van Beuren and Barry Foundation (#4) both fund Sail to Prevail. This is your single most important relationship to build. Sail to Prevail is the bridge to two major cultivation targets at once. When reaching out to Sail to Prevail (per Barry Foundation action steps), mention that you'd like to learn about their relationship with both funders and explore whether they'd introduce VetsBoats as a West Coast counterpart doing similar adaptive sailing work. Van Beuren's $25-30K annual commitment to adaptive sailing, sustained for 6+ consecutive years, shows this isn't a one-time interest but a core value. Request $15,000-$25,000 for VetsBoats' therapeutic sailing program, matching their Sail to Prevail grant level.</w:t>
+        <w:t>Van Beuren and Barry Foundation (#4) both fund Sail to Prevail. This is your single most important relationship to build. Sail to Prevail is the bridge to two major cultivation targets at once. When reaching out to Sail to Prevail (per Barry Foundation action steps), mention that you'd like to learn about their relationship with both funders and explore whether they'd introduce VetsBoats as a West Coast counterpart doing similar adaptive sailing work. Van Beuren's $25-30K annual commitment to adaptive sailing, sustained every year since 2018, shows this isn't a one-time interest but a core value. Request $15,000-$25,000 for VetsBoats' therapeutic sailing program, matching their Sail to Prevail grant level.</w:t>
       </w:r>
     </w:p>
     <w:p>
@@ -15854,7 +15992,7 @@
                 <w:color w:val="2C3E50"/>
                 <w:sz w:val="20"/>
               </w:rPr>
-              <w:t>Email Kaila Acheson (kacheson@vbcfoundation.org) to schedule intro call; ask about eligibility for out-of-state adaptive sailing programs</w:t>
+              <w:t>Email Kaila Acheson (support@vbcfoundation.org) to schedule intro call; ask about eligibility for out-of-state adaptive sailing programs</w:t>
             </w:r>
           </w:p>
         </w:tc>
@@ -17189,7 +17327,7 @@
                 <w:color w:val="2C3E50"/>
                 <w:sz w:val="20"/>
               </w:rPr>
-              <w:t>May 1</w:t>
+              <w:t>6-8 weeks after submission</w:t>
             </w:r>
           </w:p>
         </w:tc>
@@ -17650,7 +17788,7 @@
                 <w:color w:val="2C3E50"/>
                 <w:sz w:val="20"/>
               </w:rPr>
-              <w:t>Review site → Draft LOI → Submit by April → WAIT → Decision</w:t>
+              <w:t>Review site → Draft LOI → Submit → WAIT → Decision</w:t>
             </w:r>
           </w:p>
         </w:tc>
@@ -18016,7 +18154,7 @@
                 <w:color w:val="2C3E50"/>
                 <w:sz w:val="20"/>
               </w:rPr>
-              <w:t>General</w:t>
+              <w:t>Foundation Advisor</w:t>
             </w:r>
           </w:p>
         </w:tc>
@@ -18037,7 +18175,7 @@
                 <w:color w:val="2C3E50"/>
                 <w:sz w:val="20"/>
               </w:rPr>
-              <w:t>—</w:t>
+              <w:t>Elizabeth Burdette</w:t>
             </w:r>
           </w:p>
         </w:tc>
@@ -18058,7 +18196,7 @@
                 <w:color w:val="2C3E50"/>
                 <w:sz w:val="20"/>
               </w:rPr>
-              <w:t>hello@billsimpsonfoundation.org</w:t>
+              <w:t>elizabeth.burdette@signaturefd.com / (404) 473-4924</w:t>
             </w:r>
           </w:p>
         </w:tc>
@@ -18402,7 +18540,7 @@
                 <w:color w:val="2C3E50"/>
                 <w:sz w:val="20"/>
               </w:rPr>
-              <w:t>kacheson@vbcfoundation.org / (401) 619-5910</w:t>
+              <w:t>support@vbcfoundation.org / (401) 619-5910</w:t>
             </w:r>
           </w:p>
         </w:tc>
@@ -18592,7 +18730,7 @@
                 <w:color w:val="2C3E50"/>
                 <w:sz w:val="20"/>
               </w:rPr>
-              <w:t>Jan-Apr (NOW)</w:t>
+              <w:t>Jan-Apr</w:t>
             </w:r>
           </w:p>
         </w:tc>
@@ -18613,7 +18751,7 @@
                 <w:color w:val="2C3E50"/>
                 <w:sz w:val="20"/>
               </w:rPr>
-              <w:t>Email LOI to hello@billsimpsonfoundation.org</w:t>
+              <w:t>Email LOI to elizabeth.burdette@signaturefd.com</w:t>
             </w:r>
           </w:p>
         </w:tc>
@@ -19254,7 +19392,7 @@
                 <w:color w:val="2C3E50"/>
                 <w:sz w:val="20"/>
               </w:rPr>
-              <w:t>Medium (9 PF grants, but 88% TX, needs Galveston angle)</w:t>
+              <w:t>Medium (5 PF grants, but 88% TX, needs Galveston angle)</w:t>
             </w:r>
           </w:p>
         </w:tc>
@@ -19340,7 +19478,7 @@
                 <w:color w:val="2C3E50"/>
                 <w:sz w:val="20"/>
               </w:rPr>
-              <w:t>Medium (41 PF grants, Matt G connection, but small grants)</w:t>
+              <w:t>Medium (6 PF grants, Matt G connection, but small grants)</w:t>
             </w:r>
           </w:p>
         </w:tc>
